--- a/stakeholderanalyse.docx
+++ b/stakeholderanalyse.docx
@@ -657,97 +657,83 @@
           <w:sz w:val="24"/>
           <w:szCs w:val="24"/>
         </w:rPr>
-        <w:t xml:space="preserve"> </w:t>
-      </w:r>
+        <w:t xml:space="preserve"> eigenaren, indirecte gebruikers zoals gasten, maar ook naar technische partners, leveranciers en partijen die in de toekomst invloed kunnen hebben op de ontwikkeling of toepassing van </w:t>
+      </w:r>
+      <w:proofErr w:type="spellStart"/>
       <w:r>
         <w:rPr>
           <w:sz w:val="24"/>
           <w:szCs w:val="24"/>
         </w:rPr>
-        <w:t xml:space="preserve">eigenaren, indirecte gebruikers zoals gasten, maar ook naar technische partners, leveranciers en partijen die in de toekomst invloed kunnen hebben op de ontwikkeling of toepassing van </w:t>
-      </w:r>
-      <w:proofErr w:type="spellStart"/>
+        <w:t>Mi</w:t>
+      </w:r>
       <w:r>
         <w:rPr>
           <w:sz w:val="24"/>
           <w:szCs w:val="24"/>
         </w:rPr>
-        <w:t>Mi</w:t>
+        <w:t>c</w:t>
       </w:r>
       <w:r>
         <w:rPr>
           <w:sz w:val="24"/>
           <w:szCs w:val="24"/>
         </w:rPr>
-        <w:t>c</w:t>
-      </w:r>
+        <w:t>asa</w:t>
+      </w:r>
+      <w:proofErr w:type="spellEnd"/>
       <w:r>
         <w:rPr>
           <w:sz w:val="24"/>
           <w:szCs w:val="24"/>
         </w:rPr>
-        <w:t>asa</w:t>
-      </w:r>
-      <w:proofErr w:type="spellEnd"/>
+        <w:t xml:space="preserve">. De verkregen inzichten worden vervolgens gebruikt om de visie, missie en strategie van </w:t>
+      </w:r>
+      <w:proofErr w:type="spellStart"/>
       <w:r>
         <w:rPr>
           <w:sz w:val="24"/>
           <w:szCs w:val="24"/>
         </w:rPr>
-        <w:t xml:space="preserve">. De verkregen inzichten worden vervolgens gebruikt om de visie, missie en strategie van </w:t>
-      </w:r>
-      <w:proofErr w:type="spellStart"/>
+        <w:t>Mi</w:t>
+      </w:r>
       <w:r>
         <w:rPr>
           <w:sz w:val="24"/>
           <w:szCs w:val="24"/>
         </w:rPr>
-        <w:t>Mi</w:t>
+        <w:t>c</w:t>
       </w:r>
       <w:r>
         <w:rPr>
           <w:sz w:val="24"/>
           <w:szCs w:val="24"/>
         </w:rPr>
-        <w:t>c</w:t>
-      </w:r>
+        <w:t>asa</w:t>
+      </w:r>
+      <w:proofErr w:type="spellEnd"/>
       <w:r>
         <w:rPr>
           <w:sz w:val="24"/>
           <w:szCs w:val="24"/>
         </w:rPr>
-        <w:t>asa</w:t>
-      </w:r>
-      <w:proofErr w:type="spellEnd"/>
+        <w:t xml:space="preserve"> scherp te definiëren en om te waarborgen dat het uiteindelijke </w:t>
+      </w:r>
+      <w:proofErr w:type="spellStart"/>
       <w:r>
         <w:rPr>
           <w:sz w:val="24"/>
           <w:szCs w:val="24"/>
         </w:rPr>
-        <w:t xml:space="preserve"> scherp te definiëren en om te waarborgen dat het uiteindelijke </w:t>
-      </w:r>
-      <w:proofErr w:type="spellStart"/>
+        <w:t>SmartHome</w:t>
+      </w:r>
+      <w:proofErr w:type="spellEnd"/>
       <w:r>
         <w:rPr>
           <w:sz w:val="24"/>
           <w:szCs w:val="24"/>
         </w:rPr>
-        <w:t>SmartHome</w:t>
-      </w:r>
-      <w:proofErr w:type="spellEnd"/>
-      <w:r>
-        <w:rPr>
-          <w:sz w:val="24"/>
-          <w:szCs w:val="24"/>
-        </w:rPr>
-        <w:t xml:space="preserve"> </w:t>
-      </w:r>
-      <w:r>
-        <w:rPr>
-          <w:sz w:val="24"/>
-          <w:szCs w:val="24"/>
-        </w:rPr>
-        <w:t>dashboard aansluit op de behoeften van zowel het bedrijf als de markt.</w:t>
+        <w:t xml:space="preserve"> dashboard aansluit op de behoeften van zowel het bedrijf als de markt.</w:t>
       </w:r>
     </w:p>
     <w:p>
@@ -811,7 +797,7 @@
           <w:r>
             <w:fldChar w:fldCharType="separate"/>
           </w:r>
-          <w:hyperlink w:anchor="_Toc216101407" w:history="1">
+          <w:hyperlink w:anchor="_Toc218982756" w:history="1">
             <w:r>
               <w:rPr>
                 <w:rStyle w:val="Hyperlink"/>
@@ -855,7 +841,7 @@
                 <w:noProof/>
                 <w:webHidden/>
               </w:rPr>
-              <w:instrText xml:space="preserve"> PAGEREF _Toc216101407 \h </w:instrText>
+              <w:instrText xml:space="preserve"> PAGEREF _Toc218982756 \h </w:instrText>
             </w:r>
             <w:r>
               <w:rPr>
@@ -901,7 +887,7 @@
               <w:lang w:eastAsia="nl-NL"/>
             </w:rPr>
           </w:pPr>
-          <w:hyperlink w:anchor="_Toc216101408" w:history="1">
+          <w:hyperlink w:anchor="_Toc218982757" w:history="1">
             <w:r>
               <w:rPr>
                 <w:rStyle w:val="Hyperlink"/>
@@ -945,7 +931,7 @@
                 <w:noProof/>
                 <w:webHidden/>
               </w:rPr>
-              <w:instrText xml:space="preserve"> PAGEREF _Toc216101408 \h </w:instrText>
+              <w:instrText xml:space="preserve"> PAGEREF _Toc218982757 \h </w:instrText>
             </w:r>
             <w:r>
               <w:rPr>
@@ -991,7 +977,7 @@
               <w:lang w:eastAsia="nl-NL"/>
             </w:rPr>
           </w:pPr>
-          <w:hyperlink w:anchor="_Toc216101409" w:history="1">
+          <w:hyperlink w:anchor="_Toc218982758" w:history="1">
             <w:r>
               <w:rPr>
                 <w:rStyle w:val="Hyperlink"/>
@@ -1035,7 +1021,7 @@
                 <w:noProof/>
                 <w:webHidden/>
               </w:rPr>
-              <w:instrText xml:space="preserve"> PAGEREF _Toc216101409 \h </w:instrText>
+              <w:instrText xml:space="preserve"> PAGEREF _Toc218982758 \h </w:instrText>
             </w:r>
             <w:r>
               <w:rPr>
@@ -1081,7 +1067,7 @@
               <w:lang w:eastAsia="nl-NL"/>
             </w:rPr>
           </w:pPr>
-          <w:hyperlink w:anchor="_Toc216101410" w:history="1">
+          <w:hyperlink w:anchor="_Toc218982759" w:history="1">
             <w:r>
               <w:rPr>
                 <w:rStyle w:val="Hyperlink"/>
@@ -1125,7 +1111,7 @@
                 <w:noProof/>
                 <w:webHidden/>
               </w:rPr>
-              <w:instrText xml:space="preserve"> PAGEREF _Toc216101410 \h </w:instrText>
+              <w:instrText xml:space="preserve"> PAGEREF _Toc218982759 \h </w:instrText>
             </w:r>
             <w:r>
               <w:rPr>
@@ -1171,7 +1157,7 @@
               <w:lang w:eastAsia="nl-NL"/>
             </w:rPr>
           </w:pPr>
-          <w:hyperlink w:anchor="_Toc216101411" w:history="1">
+          <w:hyperlink w:anchor="_Toc218982760" w:history="1">
             <w:r>
               <w:rPr>
                 <w:rStyle w:val="Hyperlink"/>
@@ -1215,7 +1201,7 @@
                 <w:noProof/>
                 <w:webHidden/>
               </w:rPr>
-              <w:instrText xml:space="preserve"> PAGEREF _Toc216101411 \h </w:instrText>
+              <w:instrText xml:space="preserve"> PAGEREF _Toc218982760 \h </w:instrText>
             </w:r>
             <w:r>
               <w:rPr>
@@ -1261,7 +1247,7 @@
               <w:lang w:eastAsia="nl-NL"/>
             </w:rPr>
           </w:pPr>
-          <w:hyperlink w:anchor="_Toc216101412" w:history="1">
+          <w:hyperlink w:anchor="_Toc218982761" w:history="1">
             <w:r>
               <w:rPr>
                 <w:rStyle w:val="Hyperlink"/>
@@ -1305,7 +1291,7 @@
                 <w:noProof/>
                 <w:webHidden/>
               </w:rPr>
-              <w:instrText xml:space="preserve"> PAGEREF _Toc216101412 \h </w:instrText>
+              <w:instrText xml:space="preserve"> PAGEREF _Toc218982761 \h </w:instrText>
             </w:r>
             <w:r>
               <w:rPr>
@@ -1351,7 +1337,7 @@
               <w:lang w:eastAsia="nl-NL"/>
             </w:rPr>
           </w:pPr>
-          <w:hyperlink w:anchor="_Toc216101413" w:history="1">
+          <w:hyperlink w:anchor="_Toc218982762" w:history="1">
             <w:r>
               <w:rPr>
                 <w:rStyle w:val="Hyperlink"/>
@@ -1395,7 +1381,7 @@
                 <w:noProof/>
                 <w:webHidden/>
               </w:rPr>
-              <w:instrText xml:space="preserve"> PAGEREF _Toc216101413 \h </w:instrText>
+              <w:instrText xml:space="preserve"> PAGEREF _Toc218982762 \h </w:instrText>
             </w:r>
             <w:r>
               <w:rPr>
@@ -1441,7 +1427,7 @@
               <w:lang w:eastAsia="nl-NL"/>
             </w:rPr>
           </w:pPr>
-          <w:hyperlink w:anchor="_Toc216101414" w:history="1">
+          <w:hyperlink w:anchor="_Toc218982763" w:history="1">
             <w:r>
               <w:rPr>
                 <w:rStyle w:val="Hyperlink"/>
@@ -1485,7 +1471,7 @@
                 <w:noProof/>
                 <w:webHidden/>
               </w:rPr>
-              <w:instrText xml:space="preserve"> PAGEREF _Toc216101414 \h </w:instrText>
+              <w:instrText xml:space="preserve"> PAGEREF _Toc218982763 \h </w:instrText>
             </w:r>
             <w:r>
               <w:rPr>
@@ -1531,7 +1517,7 @@
               <w:lang w:eastAsia="nl-NL"/>
             </w:rPr>
           </w:pPr>
-          <w:hyperlink w:anchor="_Toc216101415" w:history="1">
+          <w:hyperlink w:anchor="_Toc218982764" w:history="1">
             <w:r>
               <w:rPr>
                 <w:rStyle w:val="Hyperlink"/>
@@ -1575,7 +1561,7 @@
                 <w:noProof/>
                 <w:webHidden/>
               </w:rPr>
-              <w:instrText xml:space="preserve"> PAGEREF _Toc216101415 \h </w:instrText>
+              <w:instrText xml:space="preserve"> PAGEREF _Toc218982764 \h </w:instrText>
             </w:r>
             <w:r>
               <w:rPr>
@@ -1596,6 +1582,78 @@
                 <w:webHidden/>
               </w:rPr>
               <w:t>8</w:t>
+            </w:r>
+            <w:r>
+              <w:rPr>
+                <w:noProof/>
+                <w:webHidden/>
+              </w:rPr>
+              <w:fldChar w:fldCharType="end"/>
+            </w:r>
+          </w:hyperlink>
+        </w:p>
+        <w:p>
+          <w:pPr>
+            <w:pStyle w:val="Inhopg1"/>
+            <w:tabs>
+              <w:tab w:val="right" w:leader="dot" w:pos="9062"/>
+            </w:tabs>
+            <w:rPr>
+              <w:rFonts w:eastAsiaTheme="minorEastAsia"/>
+              <w:noProof/>
+              <w:sz w:val="24"/>
+              <w:szCs w:val="24"/>
+              <w:lang w:eastAsia="nl-NL"/>
+            </w:rPr>
+          </w:pPr>
+          <w:hyperlink w:anchor="_Toc218982765" w:history="1">
+            <w:r>
+              <w:rPr>
+                <w:rStyle w:val="Hyperlink"/>
+                <w:noProof/>
+              </w:rPr>
+              <w:t>Korte reflectie</w:t>
+            </w:r>
+            <w:r>
+              <w:rPr>
+                <w:noProof/>
+                <w:webHidden/>
+              </w:rPr>
+              <w:tab/>
+            </w:r>
+            <w:r>
+              <w:rPr>
+                <w:noProof/>
+                <w:webHidden/>
+              </w:rPr>
+              <w:fldChar w:fldCharType="begin"/>
+            </w:r>
+            <w:r>
+              <w:rPr>
+                <w:noProof/>
+                <w:webHidden/>
+              </w:rPr>
+              <w:instrText xml:space="preserve"> PAGEREF _Toc218982765 \h </w:instrText>
+            </w:r>
+            <w:r>
+              <w:rPr>
+                <w:noProof/>
+                <w:webHidden/>
+              </w:rPr>
+            </w:r>
+            <w:r>
+              <w:rPr>
+                <w:noProof/>
+                <w:webHidden/>
+              </w:rPr>
+              <w:fldChar w:fldCharType="separate"/>
+            </w:r>
+            <w:r>
+              <w:rPr>
+                <w:noProof/>
+                <w:webHidden/>
+              </w:rPr>
+              <w:t>9</w:t>
             </w:r>
             <w:r>
               <w:rPr>
@@ -1621,7 +1679,7 @@
               <w:lang w:eastAsia="nl-NL"/>
             </w:rPr>
           </w:pPr>
-          <w:hyperlink w:anchor="_Toc216101416" w:history="1">
+          <w:hyperlink w:anchor="_Toc218982766" w:history="1">
             <w:r>
               <w:rPr>
                 <w:rStyle w:val="Hyperlink"/>
@@ -1665,7 +1723,7 @@
                 <w:noProof/>
                 <w:webHidden/>
               </w:rPr>
-              <w:instrText xml:space="preserve"> PAGEREF _Toc216101416 \h </w:instrText>
+              <w:instrText xml:space="preserve"> PAGEREF _Toc218982766 \h </w:instrText>
             </w:r>
             <w:r>
               <w:rPr>
@@ -1738,7 +1796,7 @@
           <w:numId w:val="15"/>
         </w:numPr>
       </w:pPr>
-      <w:bookmarkStart w:id="0" w:name="_Toc216101407"/>
+      <w:bookmarkStart w:id="0" w:name="_Toc218982756"/>
       <w:r>
         <w:lastRenderedPageBreak/>
         <w:t>Organisatorische Context</w:t>
@@ -1784,7 +1842,7 @@
           <w:numId w:val="13"/>
         </w:numPr>
       </w:pPr>
-      <w:bookmarkStart w:id="1" w:name="_Toc216101408"/>
+      <w:bookmarkStart w:id="1" w:name="_Toc218982757"/>
       <w:r>
         <w:t>Missie</w:t>
       </w:r>
@@ -1841,14 +1899,7 @@
           <w:sz w:val="24"/>
           <w:szCs w:val="24"/>
         </w:rPr>
-        <w:t>-eigenaren om energiezuinig te zijn en hun operationele kosten te verlagen</w:t>
-      </w:r>
-      <w:r>
-        <w:rPr>
-          <w:sz w:val="24"/>
-          <w:szCs w:val="24"/>
-        </w:rPr>
-        <w:t>.</w:t>
+        <w:t>-eigenaren om energiezuinig te zijn en hun operationele kosten te verlagen.</w:t>
       </w:r>
     </w:p>
     <w:p>
@@ -1859,7 +1910,7 @@
           <w:numId w:val="13"/>
         </w:numPr>
       </w:pPr>
-      <w:bookmarkStart w:id="2" w:name="_Toc216101409"/>
+      <w:bookmarkStart w:id="2" w:name="_Toc218982758"/>
       <w:r>
         <w:t>Visie</w:t>
       </w:r>
@@ -1934,7 +1985,7 @@
           <w:numId w:val="13"/>
         </w:numPr>
       </w:pPr>
-      <w:bookmarkStart w:id="3" w:name="_Toc216101410"/>
+      <w:bookmarkStart w:id="3" w:name="_Toc218982759"/>
       <w:r>
         <w:t>Strategie</w:t>
       </w:r>
@@ -2085,7 +2136,7 @@
           <w:numId w:val="15"/>
         </w:numPr>
       </w:pPr>
-      <w:bookmarkStart w:id="4" w:name="_Toc216101411"/>
+      <w:bookmarkStart w:id="4" w:name="_Toc218982760"/>
       <w:r>
         <w:lastRenderedPageBreak/>
         <w:t>Productbeschrijving</w:t>
@@ -2253,7 +2304,7 @@
           <w:numId w:val="15"/>
         </w:numPr>
       </w:pPr>
-      <w:bookmarkStart w:id="5" w:name="_Toc216101412"/>
+      <w:bookmarkStart w:id="5" w:name="_Toc218982761"/>
       <w:r>
         <w:lastRenderedPageBreak/>
         <w:t>Stakeholderanalyse</w:t>
@@ -2273,6 +2324,13 @@
           <w:iCs/>
         </w:rPr>
         <w:t>In dit hoofdstuk gaan we de stakeholders identificeren en sorteren aan de hand van prioriteit</w:t>
+      </w:r>
+      <w:r>
+        <w:rPr>
+          <w:i/>
+          <w:iCs/>
+        </w:rPr>
+        <w:t>. De stakeholders hebben we geïdentificeerd aan de hand van de tienrichtlijnvragen uit de BIM methode. Hierbij is gekeken naar directe, indirecte, en kwaadwillende gebruikers/belanghebbende van onze Smarthome applicatie.</w:t>
       </w:r>
     </w:p>
     <w:p>
@@ -2283,7 +2341,7 @@
           <w:numId w:val="15"/>
         </w:numPr>
       </w:pPr>
-      <w:bookmarkStart w:id="6" w:name="_Toc216101413"/>
+      <w:bookmarkStart w:id="6" w:name="_Toc218982762"/>
       <w:r>
         <w:t>Identificatie</w:t>
       </w:r>
@@ -2681,6 +2739,7 @@
           <w:b/>
           <w:bCs/>
         </w:rPr>
+        <w:lastRenderedPageBreak/>
         <w:t>Founders</w:t>
       </w:r>
       <w:proofErr w:type="spellEnd"/>
@@ -2709,7 +2768,6 @@
           <w:b/>
           <w:bCs/>
         </w:rPr>
-        <w:lastRenderedPageBreak/>
         <w:t>6. Wie moeten geïnformeerd of betrokken worden bij het maken van het product?</w:t>
       </w:r>
     </w:p>
@@ -3162,7 +3220,6 @@
           <w:b/>
           <w:bCs/>
         </w:rPr>
-        <w:lastRenderedPageBreak/>
         <w:t>10. Wie/wat zijn toekomstige stakeholders als het product grootschalig wordt gebruikt (over 5–50 jaar)?</w:t>
       </w:r>
     </w:p>
@@ -3278,7 +3335,7 @@
           <w:numId w:val="15"/>
         </w:numPr>
       </w:pPr>
-      <w:bookmarkStart w:id="7" w:name="_Toc216101414"/>
+      <w:bookmarkStart w:id="7" w:name="_Toc218982763"/>
       <w:r>
         <w:t>Prioriter</w:t>
       </w:r>
@@ -3287,7 +3344,37 @@
       </w:r>
       <w:bookmarkEnd w:id="7"/>
     </w:p>
-    <w:p/>
+    <w:p>
+      <w:pPr>
+        <w:rPr>
+          <w:rStyle w:val="Subtielebenadrukking"/>
+          <w:color w:val="auto"/>
+        </w:rPr>
+      </w:pPr>
+      <w:r>
+        <w:rPr>
+          <w:rStyle w:val="Subtielebenadrukking"/>
+          <w:color w:val="auto"/>
+        </w:rPr>
+        <w:t xml:space="preserve">De prioritering van stakeholders is weergegeven in een ui-diagram. Directe stakeholders bevinden zich in de kern omdat zij dagelijks gebruikmaken van of direct beslissen over het </w:t>
+      </w:r>
+      <w:proofErr w:type="spellStart"/>
+      <w:r>
+        <w:rPr>
+          <w:rStyle w:val="Subtielebenadrukking"/>
+          <w:color w:val="auto"/>
+        </w:rPr>
+        <w:t>SmartHome</w:t>
+      </w:r>
+      <w:proofErr w:type="spellEnd"/>
+      <w:r>
+        <w:rPr>
+          <w:rStyle w:val="Subtielebenadrukking"/>
+          <w:color w:val="auto"/>
+        </w:rPr>
+        <w:t>-systeem. Indirecte stakeholders worden beïnvloed door het systeem, maar hebben minder directe controle. Kwaadwillende stakeholders bevinden zich in de buitenste ring omdat zij geen legitiem belang hebben, maar wel risico’s vormen voor de werking en veiligheid van het systeem</w:t>
+      </w:r>
+    </w:p>
     <w:tbl>
       <w:tblPr>
         <w:tblStyle w:val="Rastertabel5donker-Accent1"/>
@@ -4188,7 +4275,7 @@
           <w:numId w:val="15"/>
         </w:numPr>
       </w:pPr>
-      <w:bookmarkStart w:id="8" w:name="_Toc216101415"/>
+      <w:bookmarkStart w:id="8" w:name="_Toc218982764"/>
       <w:r>
         <w:t>Belangen</w:t>
       </w:r>
@@ -5018,18 +5105,79 @@
     <w:p/>
     <w:p/>
     <w:p/>
+    <w:p/>
+    <w:p/>
+    <w:p/>
+    <w:p/>
+    <w:p/>
+    <w:p/>
+    <w:p/>
+    <w:p/>
+    <w:p/>
     <w:p>
       <w:pPr>
+        <w:pStyle w:val="Kop1"/>
+      </w:pPr>
+      <w:bookmarkStart w:id="9" w:name="_Toc218982765"/>
+      <w:r>
+        <w:lastRenderedPageBreak/>
+        <w:t>Korte reflectie</w:t>
+      </w:r>
+      <w:bookmarkEnd w:id="9"/>
+    </w:p>
+    <w:p>
+      <w:pPr>
+        <w:rPr>
+          <w:i/>
+          <w:iCs/>
+        </w:rPr>
+      </w:pPr>
+      <w:r>
+        <w:rPr>
+          <w:i/>
+          <w:iCs/>
+        </w:rPr>
+        <w:t xml:space="preserve">Deze stakeholderanalyse helpt </w:t>
+      </w:r>
+      <w:proofErr w:type="spellStart"/>
+      <w:r>
+        <w:rPr>
+          <w:i/>
+          <w:iCs/>
+        </w:rPr>
+        <w:t>Micasa</w:t>
+      </w:r>
+      <w:proofErr w:type="spellEnd"/>
+      <w:r>
+        <w:rPr>
+          <w:i/>
+          <w:iCs/>
+        </w:rPr>
+        <w:t xml:space="preserve"> om bij de verdere ontwikkeling van het </w:t>
+      </w:r>
+      <w:proofErr w:type="spellStart"/>
+      <w:r>
+        <w:rPr>
+          <w:i/>
+          <w:iCs/>
+        </w:rPr>
+        <w:t>SmartHome</w:t>
+      </w:r>
+      <w:proofErr w:type="spellEnd"/>
+      <w:r>
+        <w:rPr>
+          <w:i/>
+          <w:iCs/>
+        </w:rPr>
+        <w:t>-dashboard gerichte keuzes te maken. Door rekening te houden met zowel gebruikersbehoeften als risico’s zoals privacy en security, kan het product beter aansluiten op de markt en toekomstbestendig worden ontwikkeld</w:t>
+      </w:r>
+    </w:p>
+    <w:p>
+      <w:pPr>
         <w:rPr>
           <w:highlight w:val="yellow"/>
         </w:rPr>
       </w:pPr>
-      <w:r>
-        <w:rPr>
-          <w:highlight w:val="yellow"/>
-        </w:rPr>
-        <w:br w:type="page"/>
-      </w:r>
     </w:p>
     <w:p>
       <w:pPr>
@@ -5039,12 +5187,11 @@
           <w:numId w:val="15"/>
         </w:numPr>
       </w:pPr>
-      <w:bookmarkStart w:id="9" w:name="_Toc216101416"/>
-      <w:r>
-        <w:lastRenderedPageBreak/>
+      <w:bookmarkStart w:id="10" w:name="_Toc218982766"/>
+      <w:r>
         <w:t>Bronnen</w:t>
       </w:r>
-      <w:bookmarkEnd w:id="9"/>
+      <w:bookmarkEnd w:id="10"/>
     </w:p>
     <w:p>
       <w:pPr>
@@ -10101,6 +10248,18 @@
       <w:szCs w:val="24"/>
     </w:rPr>
   </w:style>
+  <w:style w:type="character" w:styleId="Subtielebenadrukking">
+    <w:name w:val="Subtle Emphasis"/>
+    <w:basedOn w:val="Standaardalinea-lettertype"/>
+    <w:uiPriority w:val="19"/>
+    <w:qFormat/>
+    <w:rsid w:val="00FC53DC"/>
+    <w:rPr>
+      <w:i/>
+      <w:iCs/>
+      <w:color w:val="404040" w:themeColor="text1" w:themeTint="BF"/>
+    </w:rPr>
+  </w:style>
 </w:styles>
 </file>
 

--- a/stakeholderanalyse.docx
+++ b/stakeholderanalyse.docx
@@ -121,7 +121,7 @@
                                         <w:sz w:val="72"/>
                                         <w:szCs w:val="72"/>
                                       </w:rPr>
-                                      <w:t xml:space="preserve">Template document </w:t>
+                                      <w:t xml:space="preserve">document </w:t>
                                     </w:r>
                                     <w:r>
                                       <w:rPr>
@@ -278,7 +278,7 @@
                                   <w:sz w:val="72"/>
                                   <w:szCs w:val="72"/>
                                 </w:rPr>
-                                <w:t xml:space="preserve">Template document </w:t>
+                                <w:t xml:space="preserve">document </w:t>
                               </w:r>
                               <w:r>
                                 <w:rPr>
